--- a/Praktikum/Bab 1/Latihan/2318901_AndraSP.docx
+++ b/Praktikum/Bab 1/Latihan/2318901_AndraSP.docx
@@ -31,30 +31,14 @@
           <w:rFonts w:cs="Times New Roman"/>
           <w:lang w:val="en-US"/>
         </w:rPr>
-        <w:t xml:space="preserve">TUGAS </w:t>
+        <w:t xml:space="preserve">TUGAS 1 : </w:t>
       </w:r>
-      <w:proofErr w:type="gramStart"/>
       <w:r>
         <w:rPr>
           <w:rFonts w:cs="Times New Roman"/>
           <w:lang w:val="en-US"/>
         </w:rPr>
-        <w:t>1 :</w:t>
-      </w:r>
-      <w:proofErr w:type="gramEnd"/>
-      <w:r>
-        <w:rPr>
-          <w:rFonts w:cs="Times New Roman"/>
-          <w:lang w:val="en-US"/>
-        </w:rPr>
-        <w:t xml:space="preserve"> JUDUL</w:t>
-      </w:r>
-      <w:r>
-        <w:rPr>
-          <w:rFonts w:cs="Times New Roman"/>
-          <w:lang w:val="en-US"/>
-        </w:rPr>
-        <w:t xml:space="preserve"> SEUAI DENGAN MODUL </w:t>
+        <w:t>HTML</w:t>
       </w:r>
     </w:p>
     <w:tbl>
@@ -178,7 +162,6 @@
                 <w:lang w:val="en-US"/>
               </w:rPr>
             </w:pPr>
-            <w:proofErr w:type="spellStart"/>
             <w:r>
               <w:rPr>
                 <w:rFonts w:cs="Times New Roman"/>
@@ -189,7 +172,6 @@
               </w:rPr>
               <w:t>Kelas</w:t>
             </w:r>
-            <w:proofErr w:type="spellEnd"/>
           </w:p>
         </w:tc>
         <w:tc>
@@ -260,7 +242,6 @@
                 <w:lang w:val="en-US"/>
               </w:rPr>
             </w:pPr>
-            <w:proofErr w:type="spellStart"/>
             <w:r>
               <w:rPr>
                 <w:rFonts w:cs="Times New Roman"/>
@@ -271,7 +252,6 @@
               </w:rPr>
               <w:t>Pengajar</w:t>
             </w:r>
-            <w:proofErr w:type="spellEnd"/>
           </w:p>
         </w:tc>
         <w:tc>
@@ -460,15 +440,7 @@
         <w:jc w:val="left"/>
       </w:pPr>
       <w:r>
-        <w:t xml:space="preserve">Modul </w:t>
-      </w:r>
-      <w:proofErr w:type="spellStart"/>
-      <w:r>
-        <w:t>Praktikum</w:t>
-      </w:r>
-      <w:proofErr w:type="spellEnd"/>
-      <w:r>
-        <w:t xml:space="preserve"> Web 2026</w:t>
+        <w:t>Modul Praktikum Web 2026</w:t>
       </w:r>
     </w:p>
     <w:p>
@@ -482,13 +454,8 @@
         <w:ind w:left="1080" w:hanging="720"/>
         <w:jc w:val="left"/>
       </w:pPr>
-      <w:proofErr w:type="spellStart"/>
       <w:r>
-        <w:t>TextEditor</w:t>
-      </w:r>
-      <w:proofErr w:type="spellEnd"/>
-      <w:r>
-        <w:t xml:space="preserve"> (Visual Studio Code / Sublime Text)</w:t>
+        <w:t>TextEditor (Visual Studio Code / Sublime Text)</w:t>
       </w:r>
     </w:p>
     <w:p>
@@ -3039,21 +3006,7 @@
         <w:rPr>
           <w:lang w:val="en-US"/>
         </w:rPr>
-        <w:t xml:space="preserve"> </w:t>
-      </w:r>
-      <w:proofErr w:type="spellStart"/>
-      <w:r>
-        <w:rPr>
-          <w:lang w:val="en-US"/>
-        </w:rPr>
-        <w:t>Tampilan</w:t>
-      </w:r>
-      <w:proofErr w:type="spellEnd"/>
-      <w:r>
-        <w:rPr>
-          <w:lang w:val="en-US"/>
-        </w:rPr>
-        <w:t xml:space="preserve"> </w:t>
+        <w:t xml:space="preserve"> Tampilan </w:t>
       </w:r>
       <w:r>
         <w:rPr>
@@ -3139,21 +3092,7 @@
         <w:rPr>
           <w:lang w:val="en-US"/>
         </w:rPr>
-        <w:t xml:space="preserve"> </w:t>
-      </w:r>
-      <w:proofErr w:type="spellStart"/>
-      <w:r>
-        <w:rPr>
-          <w:lang w:val="en-US"/>
-        </w:rPr>
-        <w:t>Tampilan</w:t>
-      </w:r>
-      <w:proofErr w:type="spellEnd"/>
-      <w:r>
-        <w:rPr>
-          <w:lang w:val="en-US"/>
-        </w:rPr>
-        <w:t xml:space="preserve"> </w:t>
+        <w:t xml:space="preserve"> Tampilan </w:t>
       </w:r>
       <w:r>
         <w:rPr>
@@ -3227,21 +3166,7 @@
         <w:rPr>
           <w:lang w:val="en-US"/>
         </w:rPr>
-        <w:t xml:space="preserve">1.2 </w:t>
-      </w:r>
-      <w:proofErr w:type="spellStart"/>
-      <w:r>
-        <w:rPr>
-          <w:lang w:val="en-US"/>
-        </w:rPr>
-        <w:t>Tampilan</w:t>
-      </w:r>
-      <w:proofErr w:type="spellEnd"/>
-      <w:r>
-        <w:rPr>
-          <w:lang w:val="en-US"/>
-        </w:rPr>
-        <w:t xml:space="preserve"> </w:t>
+        <w:t xml:space="preserve">1.2 Tampilan </w:t>
       </w:r>
       <w:r>
         <w:rPr>
@@ -3299,777 +3224,7 @@
         <w:rPr>
           <w:lang w:val="en-US"/>
         </w:rPr>
-        <w:t xml:space="preserve">Pada Project </w:t>
-      </w:r>
-      <w:proofErr w:type="spellStart"/>
-      <w:r>
-        <w:rPr>
-          <w:lang w:val="en-US"/>
-        </w:rPr>
-        <w:t>Praktikum</w:t>
-      </w:r>
-      <w:proofErr w:type="spellEnd"/>
-      <w:r>
-        <w:rPr>
-          <w:lang w:val="en-US"/>
-        </w:rPr>
-        <w:t xml:space="preserve"> </w:t>
-      </w:r>
-      <w:proofErr w:type="spellStart"/>
-      <w:r>
-        <w:rPr>
-          <w:lang w:val="en-US"/>
-        </w:rPr>
-        <w:t>ini</w:t>
-      </w:r>
-      <w:proofErr w:type="spellEnd"/>
-      <w:r>
-        <w:rPr>
-          <w:lang w:val="en-US"/>
-        </w:rPr>
-        <w:t xml:space="preserve">, </w:t>
-      </w:r>
-      <w:proofErr w:type="spellStart"/>
-      <w:r>
-        <w:rPr>
-          <w:lang w:val="en-US"/>
-        </w:rPr>
-        <w:t>elemen</w:t>
-      </w:r>
-      <w:proofErr w:type="spellEnd"/>
-      <w:r>
-        <w:rPr>
-          <w:lang w:val="en-US"/>
-        </w:rPr>
-        <w:t xml:space="preserve"> HTML </w:t>
-      </w:r>
-      <w:proofErr w:type="spellStart"/>
-      <w:r>
-        <w:rPr>
-          <w:lang w:val="en-US"/>
-        </w:rPr>
-        <w:t>disusun</w:t>
-      </w:r>
-      <w:proofErr w:type="spellEnd"/>
-      <w:r>
-        <w:rPr>
-          <w:lang w:val="en-US"/>
-        </w:rPr>
-        <w:t xml:space="preserve"> </w:t>
-      </w:r>
-      <w:proofErr w:type="spellStart"/>
-      <w:r>
-        <w:rPr>
-          <w:lang w:val="en-US"/>
-        </w:rPr>
-        <w:t>untuk</w:t>
-      </w:r>
-      <w:proofErr w:type="spellEnd"/>
-      <w:r>
-        <w:rPr>
-          <w:lang w:val="en-US"/>
-        </w:rPr>
-        <w:t xml:space="preserve"> </w:t>
-      </w:r>
-      <w:proofErr w:type="spellStart"/>
-      <w:r>
-        <w:rPr>
-          <w:lang w:val="en-US"/>
-        </w:rPr>
-        <w:t>membangun</w:t>
-      </w:r>
-      <w:proofErr w:type="spellEnd"/>
-      <w:r>
-        <w:rPr>
-          <w:lang w:val="en-US"/>
-        </w:rPr>
-        <w:t xml:space="preserve"> </w:t>
-      </w:r>
-      <w:proofErr w:type="spellStart"/>
-      <w:r>
-        <w:rPr>
-          <w:lang w:val="en-US"/>
-        </w:rPr>
-        <w:t>kerangka</w:t>
-      </w:r>
-      <w:proofErr w:type="spellEnd"/>
-      <w:r>
-        <w:rPr>
-          <w:lang w:val="en-US"/>
-        </w:rPr>
-        <w:t xml:space="preserve"> website </w:t>
-      </w:r>
-      <w:proofErr w:type="spellStart"/>
-      <w:r>
-        <w:rPr>
-          <w:lang w:val="en-US"/>
-        </w:rPr>
-        <w:t>CatShop</w:t>
-      </w:r>
-      <w:proofErr w:type="spellEnd"/>
-      <w:r>
-        <w:rPr>
-          <w:lang w:val="en-US"/>
-        </w:rPr>
-        <w:t xml:space="preserve"> yang </w:t>
-      </w:r>
-      <w:proofErr w:type="spellStart"/>
-      <w:r>
-        <w:rPr>
-          <w:lang w:val="en-US"/>
-        </w:rPr>
-        <w:t>terdiri</w:t>
-      </w:r>
-      <w:proofErr w:type="spellEnd"/>
-      <w:r>
-        <w:rPr>
-          <w:lang w:val="en-US"/>
-        </w:rPr>
-        <w:t xml:space="preserve"> </w:t>
-      </w:r>
-      <w:proofErr w:type="spellStart"/>
-      <w:r>
-        <w:rPr>
-          <w:lang w:val="en-US"/>
-        </w:rPr>
-        <w:t>dari</w:t>
-      </w:r>
-      <w:proofErr w:type="spellEnd"/>
-      <w:r>
-        <w:rPr>
-          <w:lang w:val="en-US"/>
-        </w:rPr>
-        <w:t xml:space="preserve"> </w:t>
-      </w:r>
-      <w:proofErr w:type="spellStart"/>
-      <w:r>
-        <w:rPr>
-          <w:lang w:val="en-US"/>
-        </w:rPr>
-        <w:t>halaman</w:t>
-      </w:r>
-      <w:proofErr w:type="spellEnd"/>
-      <w:r>
-        <w:rPr>
-          <w:lang w:val="en-US"/>
-        </w:rPr>
-        <w:t xml:space="preserve"> Home (index.html), Login (login.html), dan Register (register.html). </w:t>
-      </w:r>
-      <w:proofErr w:type="spellStart"/>
-      <w:r>
-        <w:rPr>
-          <w:lang w:val="en-US"/>
-        </w:rPr>
-        <w:t>Pembuatan</w:t>
-      </w:r>
-      <w:proofErr w:type="spellEnd"/>
-      <w:r>
-        <w:rPr>
-          <w:lang w:val="en-US"/>
-        </w:rPr>
-        <w:t xml:space="preserve"> layout </w:t>
-      </w:r>
-      <w:proofErr w:type="spellStart"/>
-      <w:r>
-        <w:rPr>
-          <w:lang w:val="en-US"/>
-        </w:rPr>
-        <w:t>memanfaatkan</w:t>
-      </w:r>
-      <w:proofErr w:type="spellEnd"/>
-      <w:r>
-        <w:rPr>
-          <w:lang w:val="en-US"/>
-        </w:rPr>
-        <w:t xml:space="preserve"> </w:t>
-      </w:r>
-      <w:proofErr w:type="spellStart"/>
-      <w:r>
-        <w:rPr>
-          <w:lang w:val="en-US"/>
-        </w:rPr>
-        <w:t>elemen</w:t>
-      </w:r>
-      <w:proofErr w:type="spellEnd"/>
-      <w:r>
-        <w:rPr>
-          <w:lang w:val="en-US"/>
-        </w:rPr>
-        <w:t xml:space="preserve"> </w:t>
-      </w:r>
-      <w:proofErr w:type="spellStart"/>
-      <w:r>
-        <w:rPr>
-          <w:lang w:val="en-US"/>
-        </w:rPr>
-        <w:t>generik</w:t>
-      </w:r>
-      <w:proofErr w:type="spellEnd"/>
-      <w:r>
-        <w:rPr>
-          <w:lang w:val="en-US"/>
-        </w:rPr>
-        <w:t xml:space="preserve"> </w:t>
-      </w:r>
-      <w:proofErr w:type="spellStart"/>
-      <w:r>
-        <w:rPr>
-          <w:lang w:val="en-US"/>
-        </w:rPr>
-        <w:t>seperti</w:t>
-      </w:r>
-      <w:proofErr w:type="spellEnd"/>
-      <w:r>
-        <w:rPr>
-          <w:lang w:val="en-US"/>
-        </w:rPr>
-        <w:t xml:space="preserve"> &lt;div&gt; yang </w:t>
-      </w:r>
-      <w:proofErr w:type="spellStart"/>
-      <w:r>
-        <w:rPr>
-          <w:lang w:val="en-US"/>
-        </w:rPr>
-        <w:t>diberi</w:t>
-      </w:r>
-      <w:proofErr w:type="spellEnd"/>
-      <w:r>
-        <w:rPr>
-          <w:lang w:val="en-US"/>
-        </w:rPr>
-        <w:t xml:space="preserve"> </w:t>
-      </w:r>
-      <w:proofErr w:type="spellStart"/>
-      <w:r>
-        <w:rPr>
-          <w:lang w:val="en-US"/>
-        </w:rPr>
-        <w:t>nama</w:t>
-      </w:r>
-      <w:proofErr w:type="spellEnd"/>
-      <w:r>
-        <w:rPr>
-          <w:lang w:val="en-US"/>
-        </w:rPr>
-        <w:t xml:space="preserve"> class (</w:t>
-      </w:r>
-      <w:proofErr w:type="spellStart"/>
-      <w:r>
-        <w:rPr>
-          <w:lang w:val="en-US"/>
-        </w:rPr>
-        <w:t>seperti</w:t>
-      </w:r>
-      <w:proofErr w:type="spellEnd"/>
-      <w:r>
-        <w:rPr>
-          <w:lang w:val="en-US"/>
-        </w:rPr>
-        <w:t xml:space="preserve"> logo, jumbotron, dan cards-categories) </w:t>
-      </w:r>
-      <w:proofErr w:type="spellStart"/>
-      <w:r>
-        <w:rPr>
-          <w:lang w:val="en-US"/>
-        </w:rPr>
-        <w:t>untuk</w:t>
-      </w:r>
-      <w:proofErr w:type="spellEnd"/>
-      <w:r>
-        <w:rPr>
-          <w:lang w:val="en-US"/>
-        </w:rPr>
-        <w:t xml:space="preserve"> </w:t>
-      </w:r>
-      <w:proofErr w:type="spellStart"/>
-      <w:r>
-        <w:rPr>
-          <w:lang w:val="en-US"/>
-        </w:rPr>
-        <w:t>mengelompokkan</w:t>
-      </w:r>
-      <w:proofErr w:type="spellEnd"/>
-      <w:r>
-        <w:rPr>
-          <w:lang w:val="en-US"/>
-        </w:rPr>
-        <w:t xml:space="preserve"> </w:t>
-      </w:r>
-      <w:proofErr w:type="spellStart"/>
-      <w:r>
-        <w:rPr>
-          <w:lang w:val="en-US"/>
-        </w:rPr>
-        <w:t>konten</w:t>
-      </w:r>
-      <w:proofErr w:type="spellEnd"/>
-      <w:r>
-        <w:rPr>
-          <w:lang w:val="en-US"/>
-        </w:rPr>
-        <w:t xml:space="preserve">. Bagian </w:t>
-      </w:r>
-      <w:proofErr w:type="spellStart"/>
-      <w:r>
-        <w:rPr>
-          <w:lang w:val="en-US"/>
-        </w:rPr>
-        <w:t>navigasi</w:t>
-      </w:r>
-      <w:proofErr w:type="spellEnd"/>
-      <w:r>
-        <w:rPr>
-          <w:lang w:val="en-US"/>
-        </w:rPr>
-        <w:t xml:space="preserve"> </w:t>
-      </w:r>
-      <w:proofErr w:type="spellStart"/>
-      <w:r>
-        <w:rPr>
-          <w:lang w:val="en-US"/>
-        </w:rPr>
-        <w:t>memanfaatkan</w:t>
-      </w:r>
-      <w:proofErr w:type="spellEnd"/>
-      <w:r>
-        <w:rPr>
-          <w:lang w:val="en-US"/>
-        </w:rPr>
-        <w:t xml:space="preserve"> tag &lt;a&gt; </w:t>
-      </w:r>
-      <w:proofErr w:type="spellStart"/>
-      <w:r>
-        <w:rPr>
-          <w:lang w:val="en-US"/>
-        </w:rPr>
-        <w:t>sebagai</w:t>
-      </w:r>
-      <w:proofErr w:type="spellEnd"/>
-      <w:r>
-        <w:rPr>
-          <w:lang w:val="en-US"/>
-        </w:rPr>
-        <w:t xml:space="preserve"> hyperlink </w:t>
-      </w:r>
-      <w:proofErr w:type="spellStart"/>
-      <w:r>
-        <w:rPr>
-          <w:lang w:val="en-US"/>
-        </w:rPr>
-        <w:t>untuk</w:t>
-      </w:r>
-      <w:proofErr w:type="spellEnd"/>
-      <w:r>
-        <w:rPr>
-          <w:lang w:val="en-US"/>
-        </w:rPr>
-        <w:t xml:space="preserve"> </w:t>
-      </w:r>
-      <w:proofErr w:type="spellStart"/>
-      <w:r>
-        <w:rPr>
-          <w:lang w:val="en-US"/>
-        </w:rPr>
-        <w:t>berpindah</w:t>
-      </w:r>
-      <w:proofErr w:type="spellEnd"/>
-      <w:r>
-        <w:rPr>
-          <w:lang w:val="en-US"/>
-        </w:rPr>
-        <w:t xml:space="preserve"> </w:t>
-      </w:r>
-      <w:proofErr w:type="spellStart"/>
-      <w:r>
-        <w:rPr>
-          <w:lang w:val="en-US"/>
-        </w:rPr>
-        <w:t>antar</w:t>
-      </w:r>
-      <w:proofErr w:type="spellEnd"/>
-      <w:r>
-        <w:rPr>
-          <w:lang w:val="en-US"/>
-        </w:rPr>
-        <w:t xml:space="preserve"> </w:t>
-      </w:r>
-      <w:proofErr w:type="spellStart"/>
-      <w:r>
-        <w:rPr>
-          <w:lang w:val="en-US"/>
-        </w:rPr>
-        <w:t>halaman</w:t>
-      </w:r>
-      <w:proofErr w:type="spellEnd"/>
-      <w:r>
-        <w:rPr>
-          <w:lang w:val="en-US"/>
-        </w:rPr>
-        <w:t xml:space="preserve">. Pada </w:t>
-      </w:r>
-      <w:proofErr w:type="spellStart"/>
-      <w:r>
-        <w:rPr>
-          <w:lang w:val="en-US"/>
-        </w:rPr>
-        <w:t>halaman</w:t>
-      </w:r>
-      <w:proofErr w:type="spellEnd"/>
-      <w:r>
-        <w:rPr>
-          <w:lang w:val="en-US"/>
-        </w:rPr>
-        <w:t xml:space="preserve"> login dan register, </w:t>
-      </w:r>
-      <w:proofErr w:type="spellStart"/>
-      <w:r>
-        <w:rPr>
-          <w:lang w:val="en-US"/>
-        </w:rPr>
-        <w:t>diimplementasikan</w:t>
-      </w:r>
-      <w:proofErr w:type="spellEnd"/>
-      <w:r>
-        <w:rPr>
-          <w:lang w:val="en-US"/>
-        </w:rPr>
-        <w:t xml:space="preserve"> form </w:t>
-      </w:r>
-      <w:proofErr w:type="spellStart"/>
-      <w:r>
-        <w:rPr>
-          <w:lang w:val="en-US"/>
-        </w:rPr>
-        <w:t>sederhana</w:t>
-      </w:r>
-      <w:proofErr w:type="spellEnd"/>
-      <w:r>
-        <w:rPr>
-          <w:lang w:val="en-US"/>
-        </w:rPr>
-        <w:t xml:space="preserve">. Halaman register </w:t>
-      </w:r>
-      <w:proofErr w:type="spellStart"/>
-      <w:r>
-        <w:rPr>
-          <w:lang w:val="en-US"/>
-        </w:rPr>
-        <w:t>menggunakan</w:t>
-      </w:r>
-      <w:proofErr w:type="spellEnd"/>
-      <w:r>
-        <w:rPr>
-          <w:lang w:val="en-US"/>
-        </w:rPr>
-        <w:t xml:space="preserve"> </w:t>
-      </w:r>
-      <w:proofErr w:type="spellStart"/>
-      <w:r>
-        <w:rPr>
-          <w:lang w:val="en-US"/>
-        </w:rPr>
-        <w:t>kombinasi</w:t>
-      </w:r>
-      <w:proofErr w:type="spellEnd"/>
-      <w:r>
-        <w:rPr>
-          <w:lang w:val="en-US"/>
-        </w:rPr>
-        <w:t xml:space="preserve"> tag &lt;input type="email"&gt;, &lt;input type="text"&gt;, dan &lt;input type="password"&gt; </w:t>
-      </w:r>
-      <w:proofErr w:type="spellStart"/>
-      <w:r>
-        <w:rPr>
-          <w:lang w:val="en-US"/>
-        </w:rPr>
-        <w:t>untuk</w:t>
-      </w:r>
-      <w:proofErr w:type="spellEnd"/>
-      <w:r>
-        <w:rPr>
-          <w:lang w:val="en-US"/>
-        </w:rPr>
-        <w:t xml:space="preserve"> </w:t>
-      </w:r>
-      <w:proofErr w:type="spellStart"/>
-      <w:r>
-        <w:rPr>
-          <w:lang w:val="en-US"/>
-        </w:rPr>
-        <w:t>mengumpulkan</w:t>
-      </w:r>
-      <w:proofErr w:type="spellEnd"/>
-      <w:r>
-        <w:rPr>
-          <w:lang w:val="en-US"/>
-        </w:rPr>
-        <w:t xml:space="preserve"> data </w:t>
-      </w:r>
-      <w:proofErr w:type="spellStart"/>
-      <w:r>
-        <w:rPr>
-          <w:lang w:val="en-US"/>
-        </w:rPr>
-        <w:t>pembuatan</w:t>
-      </w:r>
-      <w:proofErr w:type="spellEnd"/>
-      <w:r>
-        <w:rPr>
-          <w:lang w:val="en-US"/>
-        </w:rPr>
-        <w:t xml:space="preserve"> </w:t>
-      </w:r>
-      <w:proofErr w:type="spellStart"/>
-      <w:r>
-        <w:rPr>
-          <w:lang w:val="en-US"/>
-        </w:rPr>
-        <w:t>akun</w:t>
-      </w:r>
-      <w:proofErr w:type="spellEnd"/>
-      <w:r>
-        <w:rPr>
-          <w:lang w:val="en-US"/>
-        </w:rPr>
-        <w:t xml:space="preserve"> </w:t>
-      </w:r>
-      <w:proofErr w:type="spellStart"/>
-      <w:r>
-        <w:rPr>
-          <w:lang w:val="en-US"/>
-        </w:rPr>
-        <w:t>dari</w:t>
-      </w:r>
-      <w:proofErr w:type="spellEnd"/>
-      <w:r>
-        <w:rPr>
-          <w:lang w:val="en-US"/>
-        </w:rPr>
-        <w:t xml:space="preserve"> user, </w:t>
-      </w:r>
-      <w:proofErr w:type="spellStart"/>
-      <w:r>
-        <w:rPr>
-          <w:lang w:val="en-US"/>
-        </w:rPr>
-        <w:t>beserta</w:t>
-      </w:r>
-      <w:proofErr w:type="spellEnd"/>
-      <w:r>
-        <w:rPr>
-          <w:lang w:val="en-US"/>
-        </w:rPr>
-        <w:t xml:space="preserve"> tag &lt;button&gt; </w:t>
-      </w:r>
-      <w:proofErr w:type="spellStart"/>
-      <w:r>
-        <w:rPr>
-          <w:lang w:val="en-US"/>
-        </w:rPr>
-        <w:t>untuk</w:t>
-      </w:r>
-      <w:proofErr w:type="spellEnd"/>
-      <w:r>
-        <w:rPr>
-          <w:lang w:val="en-US"/>
-        </w:rPr>
-        <w:t xml:space="preserve"> </w:t>
-      </w:r>
-      <w:proofErr w:type="spellStart"/>
-      <w:r>
-        <w:rPr>
-          <w:lang w:val="en-US"/>
-        </w:rPr>
-        <w:t>mengeksekusi</w:t>
-      </w:r>
-      <w:proofErr w:type="spellEnd"/>
-      <w:r>
-        <w:rPr>
-          <w:lang w:val="en-US"/>
-        </w:rPr>
-        <w:t xml:space="preserve"> </w:t>
-      </w:r>
-      <w:proofErr w:type="spellStart"/>
-      <w:r>
-        <w:rPr>
-          <w:lang w:val="en-US"/>
-        </w:rPr>
-        <w:t>aksi</w:t>
-      </w:r>
-      <w:proofErr w:type="spellEnd"/>
-      <w:r>
-        <w:rPr>
-          <w:lang w:val="en-US"/>
-        </w:rPr>
-        <w:t xml:space="preserve"> daftar (register). </w:t>
-      </w:r>
-      <w:proofErr w:type="spellStart"/>
-      <w:r>
-        <w:rPr>
-          <w:lang w:val="en-US"/>
-        </w:rPr>
-        <w:t>Keseluruhan</w:t>
-      </w:r>
-      <w:proofErr w:type="spellEnd"/>
-      <w:r>
-        <w:rPr>
-          <w:lang w:val="en-US"/>
-        </w:rPr>
-        <w:t xml:space="preserve"> </w:t>
-      </w:r>
-      <w:proofErr w:type="spellStart"/>
-      <w:r>
-        <w:rPr>
-          <w:lang w:val="en-US"/>
-        </w:rPr>
-        <w:t>konten</w:t>
-      </w:r>
-      <w:proofErr w:type="spellEnd"/>
-      <w:r>
-        <w:rPr>
-          <w:lang w:val="en-US"/>
-        </w:rPr>
-        <w:t xml:space="preserve"> pada </w:t>
-      </w:r>
-      <w:proofErr w:type="spellStart"/>
-      <w:r>
-        <w:rPr>
-          <w:lang w:val="en-US"/>
-        </w:rPr>
-        <w:t>proyek</w:t>
-      </w:r>
-      <w:proofErr w:type="spellEnd"/>
-      <w:r>
-        <w:rPr>
-          <w:lang w:val="en-US"/>
-        </w:rPr>
-        <w:t xml:space="preserve"> </w:t>
-      </w:r>
-      <w:proofErr w:type="spellStart"/>
-      <w:r>
-        <w:rPr>
-          <w:lang w:val="en-US"/>
-        </w:rPr>
-        <w:t>ini</w:t>
-      </w:r>
-      <w:proofErr w:type="spellEnd"/>
-      <w:r>
-        <w:rPr>
-          <w:lang w:val="en-US"/>
-        </w:rPr>
-        <w:t xml:space="preserve"> </w:t>
-      </w:r>
-      <w:proofErr w:type="spellStart"/>
-      <w:r>
-        <w:rPr>
-          <w:lang w:val="en-US"/>
-        </w:rPr>
-        <w:t>dibungkus</w:t>
-      </w:r>
-      <w:proofErr w:type="spellEnd"/>
-      <w:r>
-        <w:rPr>
-          <w:lang w:val="en-US"/>
-        </w:rPr>
-        <w:t xml:space="preserve"> di </w:t>
-      </w:r>
-      <w:proofErr w:type="spellStart"/>
-      <w:r>
-        <w:rPr>
-          <w:lang w:val="en-US"/>
-        </w:rPr>
-        <w:t>dalam</w:t>
-      </w:r>
-      <w:proofErr w:type="spellEnd"/>
-      <w:r>
-        <w:rPr>
-          <w:lang w:val="en-US"/>
-        </w:rPr>
-        <w:t xml:space="preserve"> tag &lt;center&gt; agar </w:t>
-      </w:r>
-      <w:proofErr w:type="spellStart"/>
-      <w:r>
-        <w:rPr>
-          <w:lang w:val="en-US"/>
-        </w:rPr>
-        <w:t>tampilan</w:t>
-      </w:r>
-      <w:proofErr w:type="spellEnd"/>
-      <w:r>
-        <w:rPr>
-          <w:lang w:val="en-US"/>
-        </w:rPr>
-        <w:t xml:space="preserve"> web </w:t>
-      </w:r>
-      <w:proofErr w:type="spellStart"/>
-      <w:r>
-        <w:rPr>
-          <w:lang w:val="en-US"/>
-        </w:rPr>
-        <w:t>berada</w:t>
-      </w:r>
-      <w:proofErr w:type="spellEnd"/>
-      <w:r>
-        <w:rPr>
-          <w:lang w:val="en-US"/>
-        </w:rPr>
-        <w:t xml:space="preserve"> di </w:t>
-      </w:r>
-      <w:proofErr w:type="spellStart"/>
-      <w:r>
-        <w:rPr>
-          <w:lang w:val="en-US"/>
-        </w:rPr>
-        <w:t>tengah</w:t>
-      </w:r>
-      <w:proofErr w:type="spellEnd"/>
-      <w:r>
-        <w:rPr>
-          <w:lang w:val="en-US"/>
-        </w:rPr>
-        <w:t xml:space="preserve"> </w:t>
-      </w:r>
-      <w:proofErr w:type="spellStart"/>
-      <w:r>
-        <w:rPr>
-          <w:lang w:val="en-US"/>
-        </w:rPr>
-        <w:t>layar</w:t>
-      </w:r>
-      <w:proofErr w:type="spellEnd"/>
-      <w:r>
-        <w:rPr>
-          <w:lang w:val="en-US"/>
-        </w:rPr>
-        <w:t xml:space="preserve"> </w:t>
-      </w:r>
-      <w:proofErr w:type="spellStart"/>
-      <w:r>
-        <w:rPr>
-          <w:lang w:val="en-US"/>
-        </w:rPr>
-        <w:t>secara</w:t>
-      </w:r>
-      <w:proofErr w:type="spellEnd"/>
-      <w:r>
-        <w:rPr>
-          <w:lang w:val="en-US"/>
-        </w:rPr>
-        <w:t xml:space="preserve"> </w:t>
-      </w:r>
-      <w:proofErr w:type="spellStart"/>
-      <w:r>
-        <w:rPr>
-          <w:lang w:val="en-US"/>
-        </w:rPr>
-        <w:t>bawaan</w:t>
-      </w:r>
-      <w:proofErr w:type="spellEnd"/>
-      <w:r>
-        <w:rPr>
-          <w:lang w:val="en-US"/>
-        </w:rPr>
-        <w:t>.</w:t>
+        <w:t>Pada Project Praktikum ini, elemen HTML disusun untuk membangun kerangka website CatShop yang terdiri dari halaman Home (index.html), Login (login.html), dan Register (register.html). Pembuatan layout memanfaatkan elemen generik seperti &lt;div&gt; yang diberi nama class (seperti logo, jumbotron, dan cards-categories) untuk mengelompokkan konten. Bagian navigasi memanfaatkan tag &lt;a&gt; sebagai hyperlink untuk berpindah antar halaman. Pada halaman login dan register, diimplementasikan form sederhana. Halaman register menggunakan kombinasi tag &lt;input type="email"&gt;, &lt;input type="text"&gt;, dan &lt;input type="password"&gt; untuk mengumpulkan data pembuatan akun dari user, beserta tag &lt;button&gt; untuk mengeksekusi aksi daftar (register). Keseluruhan konten pada proyek ini dibungkus di dalam tag &lt;center&gt; agar tampilan web berada di tengah layar secara bawaan.</w:t>
       </w:r>
     </w:p>
     <w:p>
